--- a/Cnnn-Wri/C108-Est.docx
+++ b/Cnnn-Wri/C108-Est.docx
@@ -76,7 +76,7 @@
           <w:shd w:val="clear" w:color="auto" w:fill="FFFFFF"/>
           <w:rtl/>
         </w:rPr>
-        <w:t xml:space="preserve">בַּיָּמִ֖ים הָהֵ֑ם כְּשֶׁ֣בֶת ׀ הַמֶּ֣לֶךְ אֲחַשְׁוֵר֗וֹשׁ עַ֚ל כִּסֵּ֣א מַלְכוּת֔וֹ אֲשֶׁ֖ר בְּשׁוּשַׁ֥ן הַבִּירָֽה׃ </w:t>
+        <w:t xml:space="preserve">בַּיָּמִ֖ים הָהֵ֑ם כְּשֶׁ֣בֶת׀ הַמֶּ֣לֶךְ אֲחַשְׁוֵר֗וֹשׁ עַ֚ל כִּסֵּ֣א מַלְכוּת֔וֹ אֲשֶׁ֖ר בְּשׁוּשַׁ֥ן הַבִּירָֽה׃ </w:t>
       </w:r>
       <w:r>
         <w:rPr>
@@ -101,7 +101,7 @@
           <w:shd w:val="clear" w:color="auto" w:fill="FFFFFF"/>
           <w:rtl/>
         </w:rPr>
-        <w:t xml:space="preserve">בִּשְׁנַ֤ת שָׁלוֹשׁ֙ לְמׇלְכ֔וֹ עָשָׂ֣ה מִשְׁתֶּ֔ה לְכׇל־שָׂרָ֖יו וַעֲבָדָ֑יו חֵ֣יל  ׀ פָּרַ֣ס וּמָדַ֗י הַֽפַּרְתְּמִ֛ים וְשָׂרֵ֥י הַמְּדִינ֖וֹת לְפָנָֽיו׃ </w:t>
+        <w:t xml:space="preserve">בִּשְׁנַ֤ת שָׁלוֹשׁ֙ לְמׇלְכ֔וֹ עָשָׂ֣ה מִשְׁתֶּ֔ה לְכׇל־שָׂרָ֖יו וַעֲבָדָ֑יו חֵ֣יל ׀ פָּרַ֣ס וּמָדַ֗י הַֽפַּרְתְּמִ֛ים וְשָׂרֵ֥י הַמְּדִינ֖וֹת לְפָנָֽיו׃ </w:t>
       </w:r>
       <w:r>
         <w:rPr>
@@ -452,7 +452,7 @@
           <w:shd w:val="clear" w:color="auto" w:fill="FFFFFF"/>
           <w:rtl/>
         </w:rPr>
-        <w:t>כְּדָת֙ מַֽה־לַּעֲשׂ֔וֹת בַּמַּלְכָּ֖ה וַשְׁתִּ֑י עַ֣ל ׀ אֲשֶׁ֣ר לֹֽא־עָשְׂתָ֗ה אֶֽת־מַאֲמַר֙ הַמֶּ֣לֶךְ אֲחַשְׁוֵר֔וֹשׁ בְּיַ֖ד הַסָּרִיסִֽים</w:t>
+        <w:t>כְּדָת֙ מַֽה־לַּעֲשׂ֔וֹת בַּמַּלְכָּ֖ה וַשְׁתִּ֑י עַ֣ל׀ אֲשֶׁ֣ר לֹֽא־עָשְׂתָ֗ה אֶֽת־מַאֲמַר֙ הַמֶּ֣לֶךְ אֲחַשְׁוֵר֔וֹשׁ בְּיַ֖ד הַסָּרִיסִֽים</w:t>
       </w:r>
       <w:r>
         <w:rPr>
@@ -604,7 +604,7 @@
           <w:shd w:val="clear" w:color="auto" w:fill="FFFFFF"/>
           <w:rtl/>
         </w:rPr>
-        <w:t xml:space="preserve">אִם־עַל־הַמֶּ֣לֶךְ ט֗וֹב יֵצֵ֤א </w:t>
+        <w:t xml:space="preserve">אִם־עַל־הַמֶּ֣לֶךְ ט֗וֹב יֵצֵ֤א דְבַר־מַלְכוּת֙ מִלְּפָנָ֔יו וְיִכָּתֵ֛ב בְּדָתֵ֥י פָֽרַס־וּמָדַ֖י וְלֹ֣א יַעֲב֑וֹר </w:t>
       </w:r>
       <w:r>
         <w:rPr>
@@ -616,7 +616,7 @@
           <w:rtl/>
         </w:rPr>
         <w:lastRenderedPageBreak/>
-        <w:t xml:space="preserve">דְבַר־מַלְכוּת֙ מִלְּפָנָ֔יו וְיִכָּתֵ֛ב בְּדָתֵ֥י פָֽרַס־וּמָדַ֖י וְלֹ֣א יַעֲב֑וֹר אֲשֶׁ֨ר לֹֽא־תָב֜וֹא וַשְׁתִּ֗י לִפְנֵי֙ הַמֶּ֣לֶךְ אֲחַשְׁוֵר֔וֹשׁ וּמַלְכוּתָהּ֙ יִתֵּ֣ן הַמֶּ֔לֶךְ לִרְעוּתָ֖הּ הַטּוֹבָ֥ה מִמֶּֽנָּה׃ </w:t>
+        <w:t xml:space="preserve">אֲשֶׁ֨ר לֹֽא־תָב֜וֹא וַשְׁתִּ֗י לִפְנֵי֙ הַמֶּ֣לֶךְ אֲחַשְׁוֵר֔וֹשׁ וּמַלְכוּתָהּ֙ יִתֵּ֣ן הַמֶּ֔לֶךְ לִרְעוּתָ֖הּ הַטּוֹבָ֥ה מִמֶּֽנָּה׃ </w:t>
       </w:r>
       <w:r>
         <w:rPr>
@@ -1110,7 +1110,32 @@
           <w:shd w:val="clear" w:color="auto" w:fill="FFFFFF"/>
           <w:rtl/>
         </w:rPr>
-        <w:t xml:space="preserve">וּבְהַגִּ֡יעַ תֹּר֩ נַעֲרָ֨ה וְנַעֲרָ֜ה לָב֣וֹא  ׀ אֶל־הַמֶּ֣לֶךְ אֲחַשְׁוֵר֗וֹשׁ מִקֵּץ֩ הֱי֨וֹת לָ֜הּ כְּדָ֤ת הַנָּשִׁים֙ שְׁנֵ֣ים עָשָׂ֣ר חֹ֔דֶשׁ כִּ֛י כֵּ֥ן יִמְלְא֖וּ יְמֵ֣י מְרוּקֵיהֶ֑ן שִׁשָּׁ֤ה חֳדָשִׁים֙ בְּשֶׁ֣מֶן הַמֹּ֔ר וְשִׁשָּׁ֤ה חֳדָשִׁים֙ בַּבְּשָׂמִ֔ים </w:t>
+        <w:t xml:space="preserve">וּבְהַגִּ֡יעַ תֹּר֩ נַעֲרָ֨ה וְנַעֲרָ֜ה לָב֣וֹא׀ אֶל־הַמֶּ֣לֶךְ אֲחַשְׁוֵר֗וֹשׁ מִקֵּץ֩ הֱי֨וֹת לָ֜הּ כְּדָ֤ת הַנָּשִׁים֙ שְׁנֵ֣ים עָשָׂ֣ר חֹ֔דֶשׁ כִּ֛י כֵּ֥ן יִמְלְא֖וּ יְמֵ֣י מְרוּקֵיהֶ֑ן שִׁשָּׁ֤ה חֳדָשִׁים֙ בְּשֶׁ֣מֶן הַמֹּ֔ר וְשִׁשָּׁ֤ה חֳדָשִׁים֙ בַּבְּשָׂמִ֔ים וּבְתַמְרוּקֵ֖י הַנָּשִֽׁים׃ </w:t>
+      </w:r>
+      <w:r>
+        <w:rPr>
+          <w:rFonts w:ascii="SBL Hebrew" w:hAnsi="SBL Hebrew" w:cs="SBL Hebrew"/>
+          <w:b/>
+          <w:bCs/>
+          <w:color w:val="003300"/>
+          <w:sz w:val="32"/>
+          <w:szCs w:val="32"/>
+          <w:shd w:val="clear" w:color="auto" w:fill="FFFFFF"/>
+          <w:vertAlign w:val="superscript"/>
+          <w:rtl/>
+        </w:rPr>
+        <w:t>יג </w:t>
+      </w:r>
+      <w:r>
+        <w:rPr>
+          <w:rFonts w:ascii="SBL Hebrew" w:hAnsi="SBL Hebrew" w:cs="SBL Hebrew"/>
+          <w:color w:val="993300"/>
+          <w:sz w:val="32"/>
+          <w:szCs w:val="32"/>
+          <w:shd w:val="clear" w:color="auto" w:fill="FFFFFF"/>
+          <w:rtl/>
+        </w:rPr>
+        <w:t xml:space="preserve">וּבָזֶ֕ה הַֽנַּעֲרָ֖ה בָּאָ֣ה אֶל־הַמֶּ֑לֶךְ אֵת֩ כׇּל־אֲשֶׁ֨ר </w:t>
       </w:r>
       <w:r>
         <w:rPr>
@@ -1122,32 +1147,7 @@
           <w:rtl/>
         </w:rPr>
         <w:lastRenderedPageBreak/>
-        <w:t xml:space="preserve">וּבְתַמְרוּקֵ֖י הַנָּשִֽׁים׃ </w:t>
-      </w:r>
-      <w:r>
-        <w:rPr>
-          <w:rFonts w:ascii="SBL Hebrew" w:hAnsi="SBL Hebrew" w:cs="SBL Hebrew"/>
-          <w:b/>
-          <w:bCs/>
-          <w:color w:val="003300"/>
-          <w:sz w:val="32"/>
-          <w:szCs w:val="32"/>
-          <w:shd w:val="clear" w:color="auto" w:fill="FFFFFF"/>
-          <w:vertAlign w:val="superscript"/>
-          <w:rtl/>
-        </w:rPr>
-        <w:t>יג </w:t>
-      </w:r>
-      <w:r>
-        <w:rPr>
-          <w:rFonts w:ascii="SBL Hebrew" w:hAnsi="SBL Hebrew" w:cs="SBL Hebrew"/>
-          <w:color w:val="993300"/>
-          <w:sz w:val="32"/>
-          <w:szCs w:val="32"/>
-          <w:shd w:val="clear" w:color="auto" w:fill="FFFFFF"/>
-          <w:rtl/>
-        </w:rPr>
-        <w:t xml:space="preserve">וּבָזֶ֕ה הַֽנַּעֲרָ֖ה בָּאָ֣ה אֶל־הַמֶּ֑לֶךְ אֵת֩ כׇּל־אֲשֶׁ֨ר תֹּאמַ֜ר יִנָּ֤תֵֽן לָהּ֙ לָב֣וֹא עִמָּ֔הּ מִבֵּ֥ית הַנָּשִׁ֖ים עַד־בֵּ֥ית הַמֶּֽלֶךְ׃ </w:t>
+        <w:t xml:space="preserve">תֹּאמַ֜ר יִנָּ֤תֵֽן לָהּ֙ לָב֣וֹא עִמָּ֔הּ מִבֵּ֥ית הַנָּשִׁ֖ים עַד־בֵּ֥ית הַמֶּֽלֶךְ׃ </w:t>
       </w:r>
       <w:r>
         <w:rPr>
@@ -1172,7 +1172,7 @@
           <w:shd w:val="clear" w:color="auto" w:fill="FFFFFF"/>
           <w:rtl/>
         </w:rPr>
-        <w:t xml:space="preserve">בָּעֶ֣רֶב ׀ הִ֣יא בָאָ֗ה וּ֠בַבֹּ֠קֶר הִ֣יא שָׁבָ֞ה אֶל־בֵּ֤ית הַנָּשִׁים֙ שֵׁנִ֔י אֶל־יַ֧ד שַֽׁעַשְׁגַ֛ז סְרִ֥יס הַמֶּ֖לֶךְ שֹׁמֵ֣ר הַפִּֽילַגְשִׁ֑ים לֹא־תָב֥וֹא עוֹד֙ אֶל־הַמֶּ֔לֶךְ כִּ֣י אִם־חָפֵ֥ץ בָּ֛הּ הַמֶּ֖לֶךְ וְנִקְרְאָ֥ה בְשֵֽׁם׃ </w:t>
+        <w:t xml:space="preserve">בָּעֶ֣רֶב׀ הִ֣יא בָאָ֗ה וּ֠בַבֹּ֠קֶר הִ֣יא שָׁבָ֞ה אֶל־בֵּ֤ית הַנָּשִׁים֙ שֵׁנִ֔י אֶל־יַ֧ד שַֽׁעַשְׁגַ֛ז סְרִ֥יס הַמֶּ֖לֶךְ שֹׁמֵ֣ר הַפִּֽילַגְשִׁ֑ים לֹא־תָב֥וֹא עוֹד֙ אֶל־הַמֶּ֔לֶךְ כִּ֣י אִם־חָפֵ֥ץ בָּ֛הּ הַמֶּ֖לֶךְ וְנִקְרְאָ֥ה בְשֵֽׁם׃ </w:t>
       </w:r>
       <w:r>
         <w:rPr>
@@ -1512,7 +1512,7 @@
           <w:shd w:val="clear" w:color="auto" w:fill="FFFFFF"/>
           <w:rtl/>
         </w:rPr>
-        <w:t xml:space="preserve">אַחַ֣ר ׀ הַדְּבָרִ֣ים הָאֵ֗לֶּה גִּדַּל֩ הַמֶּ֨לֶךְ אֲחַשְׁוֵר֜וֹשׁ אֶת־הָמָ֧ן בֶּֽן־הַמְּדָ֛תָא הָאֲגָגִ֖י וַֽיְנַשְּׂאֵ֑הוּ וַיָּ֙שֶׂם֙ אֶת־כִּסְא֔וֹ מֵעַ֕ל כׇּל־הַשָּׂרִ֖ים אֲשֶׁ֥ר אִתּֽוֹ׃ </w:t>
+        <w:t xml:space="preserve">אַחַ֣ר׀ הַדְּבָרִ֣ים הָאֵ֗לֶּה גִּדַּל֩ הַמֶּ֨לֶךְ אֲחַשְׁוֵר֜וֹשׁ אֶת־הָמָ֧ן בֶּֽן־הַמְּדָ֛תָא הָאֲגָגִ֖י וַֽיְנַשְּׂאֵ֑הוּ וַיָּ֙שֶׂם֙ אֶת־כִּסְא֔וֹ מֵעַ֕ל כׇּל־הַשָּׂרִ֖ים אֲשֶׁ֥ר אִתּֽוֹ׃ </w:t>
       </w:r>
       <w:r>
         <w:rPr>
@@ -1659,7 +1659,32 @@
           <w:shd w:val="clear" w:color="auto" w:fill="FFFFFF"/>
           <w:rtl/>
         </w:rPr>
-        <w:t xml:space="preserve">וַיִּ֣בֶז בְּעֵינָ֗יו לִשְׁלֹ֤חַ יָד֙ בְּמׇרְדֳּכַ֣י לְבַדּ֔וֹ כִּֽי־הִגִּ֥ידוּ ל֖וֹ אֶת־עַ֣ם מׇרְדֳּכָ֑י וַיְבַקֵּ֣שׁ הָמָ֗ן לְהַשְׁמִ֧יד </w:t>
+        <w:t xml:space="preserve">וַיִּ֣בֶז בְּעֵינָ֗יו לִשְׁלֹ֤חַ יָד֙ בְּמׇרְדֳּכַ֣י לְבַדּ֔וֹ כִּֽי־הִגִּ֥ידוּ ל֖וֹ אֶת־עַ֣ם מׇרְדֳּכָ֑י וַיְבַקֵּ֣שׁ הָמָ֗ן לְהַשְׁמִ֧יד אֶת־כׇּל־הַיְּהוּדִ֛ים אֲשֶׁ֛ר בְּכׇל־מַלְכ֥וּת אֲחַשְׁוֵר֖וֹשׁ עַ֥ם מׇרְדֳּכָֽי׃ </w:t>
+      </w:r>
+      <w:r>
+        <w:rPr>
+          <w:rFonts w:ascii="SBL Hebrew" w:hAnsi="SBL Hebrew" w:cs="SBL Hebrew"/>
+          <w:b/>
+          <w:bCs/>
+          <w:color w:val="003300"/>
+          <w:sz w:val="32"/>
+          <w:szCs w:val="32"/>
+          <w:shd w:val="clear" w:color="auto" w:fill="FFFFFF"/>
+          <w:vertAlign w:val="superscript"/>
+          <w:rtl/>
+        </w:rPr>
+        <w:t>ז </w:t>
+      </w:r>
+      <w:r>
+        <w:rPr>
+          <w:rFonts w:ascii="SBL Hebrew" w:hAnsi="SBL Hebrew" w:cs="SBL Hebrew"/>
+          <w:color w:val="993300"/>
+          <w:sz w:val="32"/>
+          <w:szCs w:val="32"/>
+          <w:shd w:val="clear" w:color="auto" w:fill="FFFFFF"/>
+          <w:rtl/>
+        </w:rPr>
+        <w:t xml:space="preserve">בַּחֹ֤דֶשׁ הָרִאשׁוֹן֙ הוּא־חֹ֣דֶשׁ נִיסָ֔ן בִּשְׁנַת֙ שְׁתֵּ֣ים עֶשְׂרֵ֔ה לַמֶּ֖לֶךְ אֲחַשְׁוֵר֑וֹשׁ הִפִּ֣יל פּוּר֩ ה֨וּא הַגּוֹרָ֜ל </w:t>
       </w:r>
       <w:r>
         <w:rPr>
@@ -1671,32 +1696,7 @@
           <w:rtl/>
         </w:rPr>
         <w:lastRenderedPageBreak/>
-        <w:t xml:space="preserve">אֶת־כׇּל־הַיְּהוּדִ֛ים אֲשֶׁ֛ר בְּכׇל־מַלְכ֥וּת אֲחַשְׁוֵר֖וֹשׁ עַ֥ם מׇרְדֳּכָֽי׃ </w:t>
-      </w:r>
-      <w:r>
-        <w:rPr>
-          <w:rFonts w:ascii="SBL Hebrew" w:hAnsi="SBL Hebrew" w:cs="SBL Hebrew"/>
-          <w:b/>
-          <w:bCs/>
-          <w:color w:val="003300"/>
-          <w:sz w:val="32"/>
-          <w:szCs w:val="32"/>
-          <w:shd w:val="clear" w:color="auto" w:fill="FFFFFF"/>
-          <w:vertAlign w:val="superscript"/>
-          <w:rtl/>
-        </w:rPr>
-        <w:t>ז </w:t>
-      </w:r>
-      <w:r>
-        <w:rPr>
-          <w:rFonts w:ascii="SBL Hebrew" w:hAnsi="SBL Hebrew" w:cs="SBL Hebrew"/>
-          <w:color w:val="993300"/>
-          <w:sz w:val="32"/>
-          <w:szCs w:val="32"/>
-          <w:shd w:val="clear" w:color="auto" w:fill="FFFFFF"/>
-          <w:rtl/>
-        </w:rPr>
-        <w:t>בַּחֹ֤דֶשׁ הָרִאשׁוֹן֙ הוּא־חֹ֣דֶשׁ נִיסָ֔ן בִּשְׁנַת֙ שְׁתֵּ֣ים עֶשְׂרֵ֔ה לַמֶּ֖לֶךְ אֲחַשְׁוֵר֑וֹשׁ הִפִּ֣יל פּוּר֩ ה֨וּא הַגּוֹרָ֜ל לִפְנֵ֣י הָמָ֗ן מִיּ֧וֹם</w:t>
+        <w:t>לִפְנֵ֣י הָמָ֗ן מִיּ֧וֹם</w:t>
       </w:r>
       <w:r>
         <w:rPr>
@@ -2169,7 +2169,79 @@
           <w:shd w:val="clear" w:color="auto" w:fill="FFFFFF"/>
           <w:rtl/>
         </w:rPr>
-        <w:t xml:space="preserve">וַיֵּצֵ֥א הֲתָ֖ךְ אֶֽל־מׇרְדֳּכָ֑י אֶל־רְח֣וֹב הָעִ֔יר אֲשֶׁ֖ר לִפְנֵ֥י </w:t>
+        <w:t xml:space="preserve">וַיֵּצֵ֥א הֲתָ֖ךְ אֶֽל־מׇרְדֳּכָ֑י אֶל־רְח֣וֹב הָעִ֔יר אֲשֶׁ֖ר לִפְנֵ֥י שַֽׁעַר־הַמֶּֽלֶךְ׃ </w:t>
+      </w:r>
+      <w:r>
+        <w:rPr>
+          <w:rFonts w:ascii="SBL Hebrew" w:hAnsi="SBL Hebrew" w:cs="SBL Hebrew"/>
+          <w:b/>
+          <w:bCs/>
+          <w:color w:val="003300"/>
+          <w:sz w:val="32"/>
+          <w:szCs w:val="32"/>
+          <w:shd w:val="clear" w:color="auto" w:fill="FFFFFF"/>
+          <w:vertAlign w:val="superscript"/>
+          <w:rtl/>
+        </w:rPr>
+        <w:t>ז </w:t>
+      </w:r>
+      <w:r>
+        <w:rPr>
+          <w:rFonts w:ascii="SBL Hebrew" w:hAnsi="SBL Hebrew" w:cs="SBL Hebrew"/>
+          <w:color w:val="993300"/>
+          <w:sz w:val="32"/>
+          <w:szCs w:val="32"/>
+          <w:shd w:val="clear" w:color="auto" w:fill="FFFFFF"/>
+          <w:rtl/>
+        </w:rPr>
+        <w:t xml:space="preserve">וַיַּגֶּד־ל֣וֹ מׇרְדֳּכַ֔י אֵ֖ת כׇּל־אֲשֶׁ֣ר קָרָ֑הוּ וְאֵ֣ת׀ פָּרָשַׁ֣ת הַכֶּ֗סֶף אֲשֶׁ֨ר אָמַ֤ר הָמָן֙ לִ֠שְׁק֠וֹל עַל־גִּנְזֵ֥י הַמֶּ֛לֶךְ </w:t>
+      </w:r>
+      <w:r>
+        <w:rPr>
+          <w:rFonts w:ascii="SBL Hebrew" w:hAnsi="SBL Hebrew" w:cs="SBL Hebrew"/>
+          <w:color w:val="808080"/>
+          <w:sz w:val="32"/>
+          <w:szCs w:val="32"/>
+          <w:shd w:val="clear" w:color="auto" w:fill="FFFFFF"/>
+          <w:rtl/>
+        </w:rPr>
+        <w:t>ביהודיים</w:t>
+      </w:r>
+      <w:r>
+        <w:rPr>
+          <w:rFonts w:ascii="SBL Hebrew" w:hAnsi="SBL Hebrew" w:cs="SBL Hebrew"/>
+          <w:color w:val="993300"/>
+          <w:sz w:val="32"/>
+          <w:szCs w:val="32"/>
+          <w:shd w:val="clear" w:color="auto" w:fill="FFFFFF"/>
+          <w:rtl/>
+        </w:rPr>
+        <w:t xml:space="preserve"> בַּיְּהוּדִ֖ים לְאַבְּדָֽם׃ </w:t>
+      </w:r>
+      <w:r>
+        <w:rPr>
+          <w:rFonts w:ascii="SBL Hebrew" w:hAnsi="SBL Hebrew" w:cs="SBL Hebrew"/>
+          <w:b/>
+          <w:bCs/>
+          <w:color w:val="003300"/>
+          <w:sz w:val="32"/>
+          <w:szCs w:val="32"/>
+          <w:shd w:val="clear" w:color="auto" w:fill="FFFFFF"/>
+          <w:vertAlign w:val="superscript"/>
+          <w:rtl/>
+        </w:rPr>
+        <w:t>ח </w:t>
+      </w:r>
+      <w:r>
+        <w:rPr>
+          <w:rFonts w:ascii="SBL Hebrew" w:hAnsi="SBL Hebrew" w:cs="SBL Hebrew"/>
+          <w:color w:val="993300"/>
+          <w:sz w:val="32"/>
+          <w:szCs w:val="32"/>
+          <w:shd w:val="clear" w:color="auto" w:fill="FFFFFF"/>
+          <w:rtl/>
+        </w:rPr>
+        <w:t xml:space="preserve">וְאֶת־פַּתְשֶׁ֣גֶן </w:t>
       </w:r>
       <w:r>
         <w:rPr>
@@ -2181,79 +2253,7 @@
           <w:rtl/>
         </w:rPr>
         <w:lastRenderedPageBreak/>
-        <w:t xml:space="preserve">שַֽׁעַר־הַמֶּֽלֶךְ׃ </w:t>
-      </w:r>
-      <w:r>
-        <w:rPr>
-          <w:rFonts w:ascii="SBL Hebrew" w:hAnsi="SBL Hebrew" w:cs="SBL Hebrew"/>
-          <w:b/>
-          <w:bCs/>
-          <w:color w:val="003300"/>
-          <w:sz w:val="32"/>
-          <w:szCs w:val="32"/>
-          <w:shd w:val="clear" w:color="auto" w:fill="FFFFFF"/>
-          <w:vertAlign w:val="superscript"/>
-          <w:rtl/>
-        </w:rPr>
-        <w:t>ז </w:t>
-      </w:r>
-      <w:r>
-        <w:rPr>
-          <w:rFonts w:ascii="SBL Hebrew" w:hAnsi="SBL Hebrew" w:cs="SBL Hebrew"/>
-          <w:color w:val="993300"/>
-          <w:sz w:val="32"/>
-          <w:szCs w:val="32"/>
-          <w:shd w:val="clear" w:color="auto" w:fill="FFFFFF"/>
-          <w:rtl/>
-        </w:rPr>
-        <w:t xml:space="preserve">וַיַּגֶּד־ל֣וֹ מׇרְדֳּכַ֔י אֵ֖ת כׇּל־אֲשֶׁ֣ר קָרָ֑הוּ וְאֵ֣ת׀ פָּרָשַׁ֣ת הַכֶּ֗סֶף אֲשֶׁ֨ר אָמַ֤ר הָמָן֙ לִ֠שְׁק֠וֹל עַל־גִּנְזֵ֥י הַמֶּ֛לֶךְ </w:t>
-      </w:r>
-      <w:r>
-        <w:rPr>
-          <w:rFonts w:ascii="SBL Hebrew" w:hAnsi="SBL Hebrew" w:cs="SBL Hebrew"/>
-          <w:color w:val="808080"/>
-          <w:sz w:val="32"/>
-          <w:szCs w:val="32"/>
-          <w:shd w:val="clear" w:color="auto" w:fill="FFFFFF"/>
-          <w:rtl/>
-        </w:rPr>
-        <w:t>ביהודיים</w:t>
-      </w:r>
-      <w:r>
-        <w:rPr>
-          <w:rFonts w:ascii="SBL Hebrew" w:hAnsi="SBL Hebrew" w:cs="SBL Hebrew"/>
-          <w:color w:val="993300"/>
-          <w:sz w:val="32"/>
-          <w:szCs w:val="32"/>
-          <w:shd w:val="clear" w:color="auto" w:fill="FFFFFF"/>
-          <w:rtl/>
-        </w:rPr>
-        <w:t xml:space="preserve"> בַּיְּהוּדִ֖ים לְאַבְּדָֽם׃ </w:t>
-      </w:r>
-      <w:r>
-        <w:rPr>
-          <w:rFonts w:ascii="SBL Hebrew" w:hAnsi="SBL Hebrew" w:cs="SBL Hebrew"/>
-          <w:b/>
-          <w:bCs/>
-          <w:color w:val="003300"/>
-          <w:sz w:val="32"/>
-          <w:szCs w:val="32"/>
-          <w:shd w:val="clear" w:color="auto" w:fill="FFFFFF"/>
-          <w:vertAlign w:val="superscript"/>
-          <w:rtl/>
-        </w:rPr>
-        <w:t>ח </w:t>
-      </w:r>
-      <w:r>
-        <w:rPr>
-          <w:rFonts w:ascii="SBL Hebrew" w:hAnsi="SBL Hebrew" w:cs="SBL Hebrew"/>
-          <w:color w:val="993300"/>
-          <w:sz w:val="32"/>
-          <w:szCs w:val="32"/>
-          <w:shd w:val="clear" w:color="auto" w:fill="FFFFFF"/>
-          <w:rtl/>
-        </w:rPr>
-        <w:t xml:space="preserve">וְאֶת־פַּתְשֶׁ֣גֶן כְּתָֽב־הַ֠דָּ֠ת אֲשֶׁר־נִתַּ֨ן בְּשׁוּשָׁ֤ן לְהַשְׁמִידָם֙ נָ֣תַן ל֔וֹ לְהַרְא֥וֹת אֶת־אֶסְתֵּ֖ר וּלְהַגִּ֣יד לָ֑הּ וּלְצַוּ֣וֹת עָלֶ֗יהָ לָב֨וֹא אֶל־הַמֶּ֧לֶךְ לְהִֽתְחַנֶּן־ל֛וֹ וּלְבַקֵּ֥שׁ מִלְּפָנָ֖יו עַל־עַמָּֽהּ׃ </w:t>
+        <w:t xml:space="preserve">כְּתָֽב־הַ֠דָּ֠ת אֲשֶׁר־נִתַּ֨ן בְּשׁוּשָׁ֤ן לְהַשְׁמִידָם֙ נָ֣תַן ל֔וֹ לְהַרְא֥וֹת אֶת־אֶסְתֵּ֖ר וּלְהַגִּ֣יד לָ֑הּ וּלְצַוּ֣וֹת עָלֶ֗יהָ לָב֨וֹא אֶל־הַמֶּ֧לֶךְ לְהִֽתְחַנֶּן־ל֛וֹ וּלְבַקֵּ֥שׁ מִלְּפָנָ֖יו עַל־עַמָּֽהּ׃ </w:t>
       </w:r>
       <w:r>
         <w:rPr>
@@ -2574,7 +2574,7 @@
           <w:shd w:val="clear" w:color="auto" w:fill="FFFFFF"/>
           <w:rtl/>
         </w:rPr>
-        <w:t xml:space="preserve">וַיְהִ֣י ׀ בַּיּ֣וֹם הַשְּׁלִישִׁ֗י וַתִּלְבַּ֤שׁ אֶסְתֵּר֙ מַלְכ֔וּת וַֽתַּעֲמֹ֞ד בַּחֲצַ֤ר בֵּית־הַמֶּ֙לֶךְ֙ הַפְּנִימִ֔ית נֹ֖כַח בֵּ֣ית הַמֶּ֑לֶךְ וְ֠הַמֶּ֠לֶךְ יוֹשֵׁ֞ב עַל־כִּסֵּ֤א מַלְכוּתוֹ֙ בְּבֵ֣ית הַמַּלְכ֔וּת נֹ֖כַח פֶּ֥תַח הַבָּֽיִת׃ </w:t>
+        <w:t xml:space="preserve">וַיְהִ֣י׀ בַּיּ֣וֹם הַשְּׁלִישִׁ֗י וַתִּלְבַּ֤שׁ אֶסְתֵּר֙ מַלְכ֔וּת וַֽתַּעֲמֹ֞ד בַּחֲצַ֤ר בֵּית־הַמֶּ֙לֶךְ֙ הַפְּנִימִ֔ית נֹ֖כַח בֵּ֣ית הַמֶּ֑לֶךְ וְ֠הַמֶּ֠לֶךְ יוֹשֵׁ֞ב עַל־כִּסֵּ֤א מַלְכוּתוֹ֙ בְּבֵ֣ית הַמַּלְכ֔וּת נֹ֖כַח פֶּ֥תַח הַבָּֽיִת׃ </w:t>
       </w:r>
       <w:r>
         <w:rPr>
@@ -2768,19 +2768,30 @@
           <w:vertAlign w:val="superscript"/>
           <w:rtl/>
         </w:rPr>
+        <w:t>ח </w:t>
+      </w:r>
+      <w:r>
+        <w:rPr>
+          <w:rFonts w:ascii="SBL Hebrew" w:hAnsi="SBL Hebrew" w:cs="SBL Hebrew"/>
+          <w:color w:val="993300"/>
+          <w:sz w:val="32"/>
+          <w:szCs w:val="32"/>
+          <w:shd w:val="clear" w:color="auto" w:fill="FFFFFF"/>
+          <w:rtl/>
+        </w:rPr>
+        <w:t xml:space="preserve">אִם־מָצָ֨אתִי חֵ֜ן בְּעֵינֵ֣י הַמֶּ֗לֶךְ וְאִם־עַל־הַמֶּ֙לֶךְ֙ ט֔וֹב לָתֵת֙ אֶת־שְׁאֵ֣לָתִ֔י וְלַעֲשׂ֖וֹת אֶת־בַּקָּשָׁתִ֑י יָב֧וֹא הַמֶּ֣לֶךְ וְהָמָ֗ן אֶל־הַמִּשְׁתֶּה֙ אֲשֶׁ֣ר אֶֽעֱשֶׂ֣ה לָהֶ֔ם </w:t>
+      </w:r>
+      <w:r>
+        <w:rPr>
+          <w:rFonts w:ascii="SBL Hebrew" w:hAnsi="SBL Hebrew" w:cs="SBL Hebrew"/>
+          <w:color w:val="993300"/>
+          <w:sz w:val="32"/>
+          <w:szCs w:val="32"/>
+          <w:shd w:val="clear" w:color="auto" w:fill="FFFFFF"/>
+          <w:rtl/>
+        </w:rPr>
         <w:lastRenderedPageBreak/>
-        <w:t>ח </w:t>
-      </w:r>
-      <w:r>
-        <w:rPr>
-          <w:rFonts w:ascii="SBL Hebrew" w:hAnsi="SBL Hebrew" w:cs="SBL Hebrew"/>
-          <w:color w:val="993300"/>
-          <w:sz w:val="32"/>
-          <w:szCs w:val="32"/>
-          <w:shd w:val="clear" w:color="auto" w:fill="FFFFFF"/>
-          <w:rtl/>
-        </w:rPr>
-        <w:t xml:space="preserve">אִם־מָצָ֨אתִי חֵ֜ן בְּעֵינֵ֣י הַמֶּ֗לֶךְ וְאִם־עַל־הַמֶּ֙לֶךְ֙ ט֔וֹב לָתֵת֙ אֶת־שְׁאֵ֣לָתִ֔י וְלַעֲשׂ֖וֹת אֶת־בַּקָּשָׁתִ֑י יָב֧וֹא הַמֶּ֣לֶךְ וְהָמָ֗ן אֶל־הַמִּשְׁתֶּה֙ אֲשֶׁ֣ר אֶֽעֱשֶׂ֣ה לָהֶ֔ם וּמָחָ֥ר אֶֽעֱשֶׂ֖ה כִּדְבַ֥ר הַמֶּֽלֶךְ׃ </w:t>
+        <w:t xml:space="preserve">וּמָחָ֥ר אֶֽעֱשֶׂ֖ה כִּדְבַ֥ר הַמֶּֽלֶךְ׃ </w:t>
       </w:r>
       <w:r>
         <w:rPr>
@@ -2930,7 +2941,7 @@
           <w:shd w:val="clear" w:color="auto" w:fill="FFFFFF"/>
           <w:rtl/>
         </w:rPr>
-        <w:t>וַתֹּ֣אמֶר לוֹ֩ זֶ֨רֶשׁ אִשְׁתּ֜וֹ וְכׇל־אֹֽהֲבָ֗יו יַֽעֲשׂוּ־עֵץ֮ גָּבֹ֣הַּ חֲמִשִּׁ֣ים אַמָּה֒ וּבַבֹּ֣קֶר  ׀ אֱמֹ֣ר לַמֶּ֗לֶךְ וְיִתְל֤וּ אֶֽת־מׇרְדֳּכַי֙ עָלָ֔יו וּבֹֽא־עִם־הַמֶּ֥לֶךְ אֶל־הַמִּשְׁתֶּ֖ה שָׂמֵ֑חַ וַיִּיטַ֧ב הַדָּבָ֛ר לִפְנֵ֥י הָמָ֖ן וַיַּ֥עַשׂ הָעֵֽץ׃</w:t>
+        <w:t>וַתֹּ֣אמֶר לוֹ֩ זֶ֨רֶשׁ אִשְׁתּ֜וֹ וְכׇל־אֹֽהֲבָ֗יו יַֽעֲשׂוּ־עֵץ֮ גָּבֹ֣הַּ חֲמִשִּׁ֣ים אַמָּה֒ וּבַבֹּ֣קֶר׀ אֱמֹ֣ר לַמֶּ֗לֶךְ וְיִתְל֤וּ אֶֽת־מׇרְדֳּכַי֙ עָלָ֔יו וּבֹֽא־עִם־הַמֶּ֥לֶךְ אֶל־הַמִּשְׁתֶּ֖ה שָׂמֵ֑חַ וַיִּיטַ֧ב הַדָּבָ֛ר לִפְנֵ֥י הָמָ֖ן וַיַּ֥עַשׂ הָעֵֽץ׃</w:t>
       </w:r>
     </w:p>
     <w:p>
@@ -3195,7 +3206,57 @@
           <w:shd w:val="clear" w:color="auto" w:fill="FFFFFF"/>
           <w:rtl/>
         </w:rPr>
-        <w:t xml:space="preserve">וְנָת֨וֹן הַלְּב֜וּשׁ וְהַסּ֗וּס עַל־יַד־אִ֞ישׁ מִשָּׂרֵ֤י הַמֶּ֙לֶךְ֙ הַֽפַּרְתְּמִ֔ים וְהִלְבִּ֙ישׁוּ֙ אֶת־הָאִ֔ישׁ אֲשֶׁ֥ר הַמֶּ֖לֶךְ חָפֵ֣ץ בִּֽיקָר֑וֹ וְהִרְכִּיבֻ֤הוּ עַל־הַסּוּס֙ בִּרְח֣וֹב הָעִ֔יר וְקָרְא֣וּ לְפָנָ֔יו כָּ֚כָה יֵעָשֶׂ֣ה לָאִ֔ישׁ אֲשֶׁ֥ר הַמֶּ֖לֶךְ </w:t>
+        <w:t xml:space="preserve">וְנָת֨וֹן הַלְּב֜וּשׁ וְהַסּ֗וּס עַל־יַד־אִ֞ישׁ מִשָּׂרֵ֤י הַמֶּ֙לֶךְ֙ הַֽפַּרְתְּמִ֔ים וְהִלְבִּ֙ישׁוּ֙ אֶת־הָאִ֔ישׁ אֲשֶׁ֥ר הַמֶּ֖לֶךְ חָפֵ֣ץ בִּֽיקָר֑וֹ וְהִרְכִּיבֻ֤הוּ עַל־הַסּוּס֙ בִּרְח֣וֹב הָעִ֔יר וְקָרְא֣וּ לְפָנָ֔יו כָּ֚כָה יֵעָשֶׂ֣ה לָאִ֔ישׁ אֲשֶׁ֥ר הַמֶּ֖לֶךְ חָפֵ֥ץ בִּיקָרֽוֹ׃ </w:t>
+      </w:r>
+      <w:r>
+        <w:rPr>
+          <w:rFonts w:ascii="SBL Hebrew" w:hAnsi="SBL Hebrew" w:cs="SBL Hebrew"/>
+          <w:b/>
+          <w:bCs/>
+          <w:color w:val="003300"/>
+          <w:sz w:val="32"/>
+          <w:szCs w:val="32"/>
+          <w:shd w:val="clear" w:color="auto" w:fill="FFFFFF"/>
+          <w:vertAlign w:val="superscript"/>
+          <w:rtl/>
+        </w:rPr>
+        <w:t>י </w:t>
+      </w:r>
+      <w:r>
+        <w:rPr>
+          <w:rFonts w:ascii="SBL Hebrew" w:hAnsi="SBL Hebrew" w:cs="SBL Hebrew"/>
+          <w:color w:val="993300"/>
+          <w:sz w:val="32"/>
+          <w:szCs w:val="32"/>
+          <w:shd w:val="clear" w:color="auto" w:fill="FFFFFF"/>
+          <w:rtl/>
+        </w:rPr>
+        <w:t xml:space="preserve">וַיֹּ֨אמֶר הַמֶּ֜לֶךְ לְהָמָ֗ן מַ֠הֵ֠ר קַ֣ח אֶת־הַלְּב֤וּשׁ וְאֶת־הַסּוּס֙ כַּאֲשֶׁ֣ר דִּבַּ֔רְתָּ וַֽעֲשֵׂה־כֵן֙ לְמׇרְדֳּכַ֣י הַיְּהוּדִ֔י הַיּוֹשֵׁ֖ב בְּשַׁ֣עַר הַמֶּ֑לֶךְ אַל־תַּפֵּ֣ל דָּבָ֔ר מִכֹּ֖ל אֲשֶׁ֥ר דִּבַּֽרְתָּ׃ </w:t>
+      </w:r>
+      <w:r>
+        <w:rPr>
+          <w:rFonts w:ascii="SBL Hebrew" w:hAnsi="SBL Hebrew" w:cs="SBL Hebrew"/>
+          <w:b/>
+          <w:bCs/>
+          <w:color w:val="003300"/>
+          <w:sz w:val="32"/>
+          <w:szCs w:val="32"/>
+          <w:shd w:val="clear" w:color="auto" w:fill="FFFFFF"/>
+          <w:vertAlign w:val="superscript"/>
+          <w:rtl/>
+        </w:rPr>
+        <w:t>יא </w:t>
+      </w:r>
+      <w:r>
+        <w:rPr>
+          <w:rFonts w:ascii="SBL Hebrew" w:hAnsi="SBL Hebrew" w:cs="SBL Hebrew"/>
+          <w:color w:val="993300"/>
+          <w:sz w:val="32"/>
+          <w:szCs w:val="32"/>
+          <w:shd w:val="clear" w:color="auto" w:fill="FFFFFF"/>
+          <w:rtl/>
+        </w:rPr>
+        <w:t xml:space="preserve">וַיִּקַּ֤ח הָמָן֙ אֶת־הַלְּב֣וּשׁ וְאֶת־הַסּ֔וּס וַיַּלְבֵּ֖שׁ אֶֽת־מׇרְדֳּכָ֑י וַיַּרְכִּיבֵ֙הוּ֙ בִּרְח֣וֹב הָעִ֔יר וַיִּקְרָ֣א לְפָנָ֔יו כָּ֚כָה יֵעָשֶׂ֣ה לָאִ֔ישׁ אֲשֶׁ֥ר </w:t>
       </w:r>
       <w:r>
         <w:rPr>
@@ -3207,57 +3268,7 @@
           <w:rtl/>
         </w:rPr>
         <w:lastRenderedPageBreak/>
-        <w:t xml:space="preserve">חָפֵ֥ץ בִּיקָרֽוֹ׃ </w:t>
-      </w:r>
-      <w:r>
-        <w:rPr>
-          <w:rFonts w:ascii="SBL Hebrew" w:hAnsi="SBL Hebrew" w:cs="SBL Hebrew"/>
-          <w:b/>
-          <w:bCs/>
-          <w:color w:val="003300"/>
-          <w:sz w:val="32"/>
-          <w:szCs w:val="32"/>
-          <w:shd w:val="clear" w:color="auto" w:fill="FFFFFF"/>
-          <w:vertAlign w:val="superscript"/>
-          <w:rtl/>
-        </w:rPr>
-        <w:t>י </w:t>
-      </w:r>
-      <w:r>
-        <w:rPr>
-          <w:rFonts w:ascii="SBL Hebrew" w:hAnsi="SBL Hebrew" w:cs="SBL Hebrew"/>
-          <w:color w:val="993300"/>
-          <w:sz w:val="32"/>
-          <w:szCs w:val="32"/>
-          <w:shd w:val="clear" w:color="auto" w:fill="FFFFFF"/>
-          <w:rtl/>
-        </w:rPr>
-        <w:t xml:space="preserve">וַיֹּ֨אמֶר הַמֶּ֜לֶךְ לְהָמָ֗ן מַ֠הֵ֠ר קַ֣ח אֶת־הַלְּב֤וּשׁ וְאֶת־הַסּוּס֙ כַּאֲשֶׁ֣ר דִּבַּ֔רְתָּ וַֽעֲשֵׂה־כֵן֙ לְמׇרְדֳּכַ֣י הַיְּהוּדִ֔י הַיּוֹשֵׁ֖ב בְּשַׁ֣עַר הַמֶּ֑לֶךְ אַל־תַּפֵּ֣ל דָּבָ֔ר מִכֹּ֖ל אֲשֶׁ֥ר דִּבַּֽרְתָּ׃ </w:t>
-      </w:r>
-      <w:r>
-        <w:rPr>
-          <w:rFonts w:ascii="SBL Hebrew" w:hAnsi="SBL Hebrew" w:cs="SBL Hebrew"/>
-          <w:b/>
-          <w:bCs/>
-          <w:color w:val="003300"/>
-          <w:sz w:val="32"/>
-          <w:szCs w:val="32"/>
-          <w:shd w:val="clear" w:color="auto" w:fill="FFFFFF"/>
-          <w:vertAlign w:val="superscript"/>
-          <w:rtl/>
-        </w:rPr>
-        <w:t>יא </w:t>
-      </w:r>
-      <w:r>
-        <w:rPr>
-          <w:rFonts w:ascii="SBL Hebrew" w:hAnsi="SBL Hebrew" w:cs="SBL Hebrew"/>
-          <w:color w:val="993300"/>
-          <w:sz w:val="32"/>
-          <w:szCs w:val="32"/>
-          <w:shd w:val="clear" w:color="auto" w:fill="FFFFFF"/>
-          <w:rtl/>
-        </w:rPr>
-        <w:t xml:space="preserve">וַיִּקַּ֤ח הָמָן֙ אֶת־הַלְּב֣וּשׁ וְאֶת־הַסּ֔וּס וַיַּלְבֵּ֖שׁ אֶֽת־מׇרְדֳּכָ֑י וַיַּרְכִּיבֵ֙הוּ֙ בִּרְח֣וֹב הָעִ֔יר וַיִּקְרָ֣א לְפָנָ֔יו כָּ֚כָה יֵעָשֶׂ֣ה לָאִ֔ישׁ אֲשֶׁ֥ר הַמֶּ֖לֶךְ חָפֵ֥ץ בִּיקָרֽוֹ׃ </w:t>
+        <w:t xml:space="preserve">הַמֶּ֖לֶךְ חָפֵ֥ץ בִּיקָרֽוֹ׃ </w:t>
       </w:r>
       <w:r>
         <w:rPr>
@@ -3602,7 +3613,7 @@
           <w:shd w:val="clear" w:color="auto" w:fill="FFFFFF"/>
           <w:rtl/>
         </w:rPr>
-        <w:t>וְהַמֶּ֡לֶךְ שָׁב֩ מִגִּנַּ֨ת הַבִּיתָ֜ן אֶל־בֵּ֣ית ׀ מִשְׁתֵּ֣ה הַיַּ֗יִן וְהָמָן֙ נֹפֵ֗ל עַל־הַמִּטָּה֙ אֲשֶׁ֣ר אֶסְתֵּ֣ר עָלֶ֔יהָ וַיֹּ֣אמֶר הַמֶּ֔לֶךְ הֲ֠גַ֠ם לִכְבּ֧וֹשׁ אֶת־הַמַּלְכָּ֛ה עִמִּ֖י בַּבָּ֑יִת הַדָּבָ֗ר יָצָא֙ מִפִּ֣י הַמֶּ֔לֶךְ וּפְנֵ֥י הָמָ֖ן חָפֽוּ׃</w:t>
+        <w:t>וְהַמֶּ֡לֶךְ שָׁב֩ מִגִּנַּ֨ת הַבִּיתָ֜ן אֶל־בֵּ֣ית׀ מִשְׁתֵּ֣ה הַיַּ֗יִן וְהָמָן֙ נֹפֵ֗ל עַל־הַמִּטָּה֙ אֲשֶׁ֣ר אֶסְתֵּ֣ר עָלֶ֔יהָ וַיֹּ֣אמֶר הַמֶּ֔לֶךְ הֲ֠גַ֠ם לִכְבּ֧וֹשׁ אֶת־הַמַּלְכָּ֛ה עִמִּ֖י בַּבָּ֑יִת הַדָּבָ֗ר יָצָא֙ מִפִּ֣י הַמֶּ֔לֶךְ וּפְנֵ֥י הָמָ֖ן חָפֽוּ׃</w:t>
       </w:r>
       <w:r>
         <w:rPr>
@@ -3725,7 +3736,6 @@
           <w:u w:val="single" w:color="0000FF"/>
           <w:rtl/>
         </w:rPr>
-        <w:lastRenderedPageBreak/>
         <w:t>אסתר פרק ח</w:t>
       </w:r>
     </w:p>
@@ -3849,6 +3859,7 @@
           <w:vertAlign w:val="superscript"/>
           <w:rtl/>
         </w:rPr>
+        <w:lastRenderedPageBreak/>
         <w:t>ג </w:t>
       </w:r>
       <w:r>
@@ -4052,7 +4063,7 @@
           <w:shd w:val="clear" w:color="auto" w:fill="FFFFFF"/>
           <w:rtl/>
         </w:rPr>
-        <w:t xml:space="preserve">וַיִּקָּרְא֣וּ סֹפְרֵֽי־הַמֶּ֣לֶךְ בָּֽעֵת־הַ֠הִ֠יא בַּחֹ֨דֶשׁ הַשְּׁלִישִׁ֜י הוּא־חֹ֣דֶשׁ סִיוָ֗ן בִּשְׁלוֹשָׁ֣ה וְעֶשְׂרִים֮ בּוֹ֒ וַיִּכָּתֵ֣ב כְּֽכׇל־אֲשֶׁר־צִוָּ֣ה מׇרְדֳּכַ֣י אֶל־הַיְּהוּדִ֡ים וְאֶ֣ל הָאֲחַשְׁדַּרְפְּנִֽים־וְהַפַּחוֹת֩ וְשָׂרֵ֨י הַמְּדִינ֜וֹת אֲשֶׁ֣ר ׀ מֵהֹ֣דּוּ וְעַד־כּ֗וּשׁ שֶׁ֣בַע וְעֶשְׂרִ֤ים וּמֵאָה֙ מְדִינָ֔ה מְדִינָ֤ה וּמְדִינָה֙ כִּכְתָבָ֔הּ וְעַ֥ם וָעָ֖ם כִּלְשֹׁנ֑וֹ וְאֶ֨ל־הַיְּהוּדִ֔ים כִּכְתָבָ֖ם וְכִלְשׁוֹנָֽם׃ </w:t>
+        <w:t xml:space="preserve">וַיִּקָּרְא֣וּ סֹפְרֵֽי־הַמֶּ֣לֶךְ בָּֽעֵת־הַ֠הִ֠יא בַּחֹ֨דֶשׁ הַשְּׁלִישִׁ֜י הוּא־חֹ֣דֶשׁ סִיוָ֗ן בִּשְׁלוֹשָׁ֣ה וְעֶשְׂרִים֮ בּוֹ֒ וַיִּכָּתֵ֣ב כְּֽכׇל־אֲשֶׁר־צִוָּ֣ה מׇרְדֳּכַ֣י אֶל־הַיְּהוּדִ֡ים וְאֶ֣ל הָאֲחַשְׁדַּרְפְּנִֽים־וְהַפַּחוֹת֩ וְשָׂרֵ֨י הַמְּדִינ֜וֹת אֲשֶׁ֣ר׀ מֵהֹ֣דּוּ וְעַד־כּ֗וּשׁ שֶׁ֣בַע וְעֶשְׂרִ֤ים וּמֵאָה֙ מְדִינָ֔ה מְדִינָ֤ה וּמְדִינָה֙ כִּכְתָבָ֔הּ וְעַ֥ם וָעָ֖ם כִּלְשֹׁנ֑וֹ וְאֶ֨ל־הַיְּהוּדִ֔ים כִּכְתָבָ֖ם וְכִלְשׁוֹנָֽם׃ </w:t>
       </w:r>
       <w:r>
         <w:rPr>
@@ -4221,19 +4232,7 @@
           <w:shd w:val="clear" w:color="auto" w:fill="FFFFFF"/>
           <w:rtl/>
         </w:rPr>
-        <w:t xml:space="preserve">הָרָצִ֞ים רֹכְבֵ֤י הָרֶ֙כֶשׁ֙ הָֽאֲחַשְׁתְּרָנִ֔ים יָ֥צְא֛וּ מְבֹהָלִ֥ים וּדְחוּפִ֖ים בִּדְבַ֣ר הַמֶּ֑לֶךְ וְהַדָּ֥ת נִתְּנָ֖ה בְּשׁוּשַׁ֥ן </w:t>
-      </w:r>
-      <w:r>
-        <w:rPr>
-          <w:rFonts w:ascii="SBL Hebrew" w:hAnsi="SBL Hebrew" w:cs="SBL Hebrew"/>
-          <w:color w:val="993300"/>
-          <w:sz w:val="32"/>
-          <w:szCs w:val="32"/>
-          <w:shd w:val="clear" w:color="auto" w:fill="FFFFFF"/>
-          <w:rtl/>
-        </w:rPr>
-        <w:lastRenderedPageBreak/>
-        <w:t>הַבִּירָֽה׃</w:t>
+        <w:t>הָרָצִ֞ים רֹכְבֵ֤י הָרֶ֙כֶשׁ֙ הָֽאֲחַשְׁתְּרָנִ֔ים יָ֥צְא֛וּ מְבֹהָלִ֥ים וּדְחוּפִ֖ים בִּדְבַ֣ר הַמֶּ֑לֶךְ וְהַדָּ֥ת נִתְּנָ֖ה בְּשׁוּשַׁ֥ן הַבִּירָֽה׃</w:t>
       </w:r>
       <w:r>
         <w:rPr>
@@ -4278,7 +4277,7 @@
           <w:shd w:val="clear" w:color="auto" w:fill="FFFFFF"/>
           <w:rtl/>
         </w:rPr>
-        <w:t xml:space="preserve">וּמׇרְדֳּכַ֞י יָצָ֣א ׀ מִלִּפְנֵ֣י הַמֶּ֗לֶךְ בִּלְב֤וּשׁ מַלְכוּת֙ תְּכֵ֣לֶת וָח֔וּר וַעֲטֶ֤רֶת זָהָב֙ גְּדוֹלָ֔ה וְתַכְרִ֥יךְ בּ֖וּץ וְאַרְגָּמָ֑ן וְהָעִ֣יר שׁוּשָׁ֔ן צָהֲלָ֖ה וְשָׂמֵֽחָה׃ </w:t>
+        <w:t xml:space="preserve">וּמׇרְדֳּכַ֞י יָצָ֣א׀ מִלִּפְנֵ֣י הַמֶּ֗לֶךְ בִּלְב֤וּשׁ מַלְכוּת֙ תְּכֵ֣לֶת וָח֔וּר וַעֲטֶ֤רֶת זָהָב֙ גְּדוֹלָ֔ה וְתַכְרִ֥יךְ בּ֖וּץ וְאַרְגָּמָ֑ן וְהָעִ֣יר שׁוּשָׁ֔ן צָהֲלָ֖ה וְשָׂמֵֽחָה׃ </w:t>
       </w:r>
       <w:r>
         <w:rPr>
@@ -4361,6 +4360,7 @@
           <w:u w:val="single" w:color="0000FF"/>
           <w:rtl/>
         </w:rPr>
+        <w:lastRenderedPageBreak/>
         <w:t>אסתר פרק ט</w:t>
       </w:r>
     </w:p>
@@ -5142,7 +5142,6 @@
           <w:szCs w:val="32"/>
           <w:rtl/>
         </w:rPr>
-        <w:lastRenderedPageBreak/>
         <w:t>פַּרְמַ֙</w:t>
       </w:r>
       <w:r>
@@ -5323,6 +5322,7 @@
           <w:szCs w:val="32"/>
           <w:rtl/>
         </w:rPr>
+        <w:lastRenderedPageBreak/>
         <w:t>אֲרִדַ֖י</w:t>
       </w:r>
       <w:r>
@@ -5676,7 +5676,7 @@
           <w:shd w:val="clear" w:color="auto" w:fill="FFFFFF"/>
           <w:rtl/>
         </w:rPr>
-        <w:t xml:space="preserve">וּשְׁאָ֣ר הַיְּהוּדִ֡ים אֲשֶׁר֩ בִּמְדִינ֨וֹת הַמֶּ֜לֶךְ נִקְהֲל֣וּ ׀ וְעָמֹ֣ד עַל־נַפְשָׁ֗ם וְנ֙וֹחַ֙ מֵאֹ֣יְבֵיהֶ֔ם וְהָרוֹג֙ בְּשֹׂ֣נְאֵיהֶ֔ם חֲמִשָּׁ֥ה וְשִׁבְעִ֖ים אָ֑לֶף וּבַ֨בִּזָּ֔ה לֹ֥א שָֽׁלְח֖וּ אֶת־יָדָֽם׃ </w:t>
+        <w:t xml:space="preserve">וּשְׁאָ֣ר הַיְּהוּדִ֡ים אֲשֶׁר֩ בִּמְדִינ֨וֹת הַמֶּ֜לֶךְ נִקְהֲל֣וּ׀ וְעָמֹ֣ד עַל־נַפְשָׁ֗ם וְנ֙וֹחַ֙ מֵאֹ֣יְבֵיהֶ֔ם וְהָרוֹג֙ בְּשֹׂ֣נְאֵיהֶ֔ם חֲמִשָּׁ֥ה וְשִׁבְעִ֖ים אָ֑לֶף וּבַ֨בִּזָּ֔ה לֹ֥א שָֽׁלְח֖וּ אֶת־יָדָֽם׃ </w:t>
       </w:r>
       <w:r>
         <w:rPr>
@@ -5904,7 +5904,57 @@
           <w:shd w:val="clear" w:color="auto" w:fill="FFFFFF"/>
           <w:rtl/>
         </w:rPr>
-        <w:t xml:space="preserve">וְקִבֵּל֙ </w:t>
+        <w:t xml:space="preserve">וְקִבֵּל֙ הַיְּהוּדִ֔ים אֵ֥ת אֲשֶׁר־הֵחֵ֖לּוּ לַעֲשׂ֑וֹת וְאֵ֛ת אֲשֶׁר־כָּתַ֥ב מׇרְדֳּכַ֖י אֲלֵיהֶֽם׃ </w:t>
+      </w:r>
+      <w:r>
+        <w:rPr>
+          <w:rFonts w:ascii="SBL Hebrew" w:eastAsia="Times New Roman" w:hAnsi="SBL Hebrew" w:cs="SBL Hebrew"/>
+          <w:b/>
+          <w:bCs/>
+          <w:color w:val="003300"/>
+          <w:sz w:val="32"/>
+          <w:szCs w:val="32"/>
+          <w:shd w:val="clear" w:color="auto" w:fill="FFFFFF"/>
+          <w:vertAlign w:val="superscript"/>
+          <w:rtl/>
+        </w:rPr>
+        <w:t>כד </w:t>
+      </w:r>
+      <w:r>
+        <w:rPr>
+          <w:rFonts w:ascii="SBL Hebrew" w:eastAsia="Times New Roman" w:hAnsi="SBL Hebrew" w:cs="SBL Hebrew"/>
+          <w:color w:val="993300"/>
+          <w:sz w:val="32"/>
+          <w:szCs w:val="32"/>
+          <w:shd w:val="clear" w:color="auto" w:fill="FFFFFF"/>
+          <w:rtl/>
+        </w:rPr>
+        <w:t xml:space="preserve">כִּי֩ הָמָ֨ן בֶּֽן־הַמְּדָ֜תָא הָֽאֲגָגִ֗י צֹרֵר֙ כׇּל־הַיְּהוּדִ֔ים חָשַׁ֥ב עַל־הַיְּהוּדִ֖ים לְאַבְּדָ֑ם וְהִפִּ֥ל פּוּר֙ ה֣וּא הַגּוֹרָ֔ל לְהֻמָּ֖ם וּֽלְאַבְּדָֽם׃ </w:t>
+      </w:r>
+      <w:r>
+        <w:rPr>
+          <w:rFonts w:ascii="SBL Hebrew" w:eastAsia="Times New Roman" w:hAnsi="SBL Hebrew" w:cs="SBL Hebrew"/>
+          <w:b/>
+          <w:bCs/>
+          <w:color w:val="003300"/>
+          <w:sz w:val="32"/>
+          <w:szCs w:val="32"/>
+          <w:shd w:val="clear" w:color="auto" w:fill="FFFFFF"/>
+          <w:vertAlign w:val="superscript"/>
+          <w:rtl/>
+        </w:rPr>
+        <w:t>כה </w:t>
+      </w:r>
+      <w:r>
+        <w:rPr>
+          <w:rFonts w:ascii="SBL Hebrew" w:eastAsia="Times New Roman" w:hAnsi="SBL Hebrew" w:cs="SBL Hebrew"/>
+          <w:color w:val="993300"/>
+          <w:sz w:val="32"/>
+          <w:szCs w:val="32"/>
+          <w:shd w:val="clear" w:color="auto" w:fill="FFFFFF"/>
+          <w:rtl/>
+        </w:rPr>
+        <w:t xml:space="preserve">וּבְבֹאָהּ֮ לִפְנֵ֣י הַמֶּ֒לֶךְ֒ אָמַ֣ר עִם־הַסֵּ֔פֶר יָשׁ֞וּב מַחֲשַׁבְתּ֧וֹ הָרָעָ֛ה אֲשֶׁר־חָשַׁ֥ב עַל־הַיְּהוּדִ֖ים עַל־רֹאשׁ֑וֹ וְתָל֥וּ אֹת֛וֹ </w:t>
       </w:r>
       <w:r>
         <w:rPr>
@@ -5916,57 +5966,7 @@
           <w:rtl/>
         </w:rPr>
         <w:lastRenderedPageBreak/>
-        <w:t xml:space="preserve">הַיְּהוּדִ֔ים אֵ֥ת אֲשֶׁר־הֵחֵ֖לּוּ לַעֲשׂ֑וֹת וְאֵ֛ת אֲשֶׁר־כָּתַ֥ב מׇרְדֳּכַ֖י אֲלֵיהֶֽם׃ </w:t>
-      </w:r>
-      <w:r>
-        <w:rPr>
-          <w:rFonts w:ascii="SBL Hebrew" w:eastAsia="Times New Roman" w:hAnsi="SBL Hebrew" w:cs="SBL Hebrew"/>
-          <w:b/>
-          <w:bCs/>
-          <w:color w:val="003300"/>
-          <w:sz w:val="32"/>
-          <w:szCs w:val="32"/>
-          <w:shd w:val="clear" w:color="auto" w:fill="FFFFFF"/>
-          <w:vertAlign w:val="superscript"/>
-          <w:rtl/>
-        </w:rPr>
-        <w:t>כד </w:t>
-      </w:r>
-      <w:r>
-        <w:rPr>
-          <w:rFonts w:ascii="SBL Hebrew" w:eastAsia="Times New Roman" w:hAnsi="SBL Hebrew" w:cs="SBL Hebrew"/>
-          <w:color w:val="993300"/>
-          <w:sz w:val="32"/>
-          <w:szCs w:val="32"/>
-          <w:shd w:val="clear" w:color="auto" w:fill="FFFFFF"/>
-          <w:rtl/>
-        </w:rPr>
-        <w:t xml:space="preserve">כִּי֩ הָמָ֨ן בֶּֽן־הַמְּדָ֜תָא הָֽאֲגָגִ֗י צֹרֵר֙ כׇּל־הַיְּהוּדִ֔ים חָשַׁ֥ב עַל־הַיְּהוּדִ֖ים לְאַבְּדָ֑ם וְהִפִּ֥ל פּוּר֙ ה֣וּא הַגּוֹרָ֔ל לְהֻמָּ֖ם וּֽלְאַבְּדָֽם׃ </w:t>
-      </w:r>
-      <w:r>
-        <w:rPr>
-          <w:rFonts w:ascii="SBL Hebrew" w:eastAsia="Times New Roman" w:hAnsi="SBL Hebrew" w:cs="SBL Hebrew"/>
-          <w:b/>
-          <w:bCs/>
-          <w:color w:val="003300"/>
-          <w:sz w:val="32"/>
-          <w:szCs w:val="32"/>
-          <w:shd w:val="clear" w:color="auto" w:fill="FFFFFF"/>
-          <w:vertAlign w:val="superscript"/>
-          <w:rtl/>
-        </w:rPr>
-        <w:t>כה </w:t>
-      </w:r>
-      <w:r>
-        <w:rPr>
-          <w:rFonts w:ascii="SBL Hebrew" w:eastAsia="Times New Roman" w:hAnsi="SBL Hebrew" w:cs="SBL Hebrew"/>
-          <w:color w:val="993300"/>
-          <w:sz w:val="32"/>
-          <w:szCs w:val="32"/>
-          <w:shd w:val="clear" w:color="auto" w:fill="FFFFFF"/>
-          <w:rtl/>
-        </w:rPr>
-        <w:t xml:space="preserve">וּבְבֹאָהּ֮ לִפְנֵ֣י הַמֶּ֒לֶךְ֒ אָמַ֣ר עִם־הַסֵּ֔פֶר יָשׁ֞וּב מַחֲשַׁבְתּ֧וֹ הָרָעָ֛ה אֲשֶׁר־חָשַׁ֥ב עַל־הַיְּהוּדִ֖ים עַל־רֹאשׁ֑וֹ וְתָל֥וּ אֹת֛וֹ וְאֶת־בָּנָ֖יו עַל־הָעֵֽץ׃ </w:t>
+        <w:t xml:space="preserve">וְאֶת־בָּנָ֖יו עַל־הָעֵֽץ׃ </w:t>
       </w:r>
       <w:r>
         <w:rPr>
